--- a/src/document-templates/land-contract-package/Buyer Contact Information.docx
+++ b/src/document-templates/land-contract-package/Buyer Contact Information.docx
@@ -1,6 +1,93 @@
 
-<file path=word/document.xml><?xml version="1.0" encoding="UTF-8" standalone="yes"?>
-<w:document xmlns:wpc="http://schemas.microsoft.com/office/word/2010/wordprocessingCanvas" xmlns:cx="http://schemas.microsoft.com/office/drawing/2014/chartex" xmlns:cx1="http://schemas.microsoft.com/office/drawing/2015/9/8/chartex" xmlns:cx2="http://schemas.microsoft.com/office/drawing/2015/10/21/chartex" xmlns:cx3="http://schemas.microsoft.com/office/drawing/2016/5/9/chartex" xmlns:cx4="http://schemas.microsoft.com/office/drawing/2016/5/10/chartex" xmlns:cx5="http://schemas.microsoft.com/office/drawing/2016/5/11/chartex" xmlns:cx6="http://schemas.microsoft.com/office/drawing/2016/5/12/chartex" xmlns:cx7="http://schemas.microsoft.com/office/drawing/2016/5/13/chartex" xmlns:cx8="http://schemas.microsoft.com/office/drawing/2016/5/14/chartex" xmlns:mc="http://schemas.openxmlformats.org/markup-compatibility/2006" xmlns:aink="http://schemas.microsoft.com/office/drawing/2016/ink" xmlns:am3d="http://schemas.microsoft.com/office/drawing/2017/model3d" xmlns:o="urn:schemas-microsoft-com:office:office" xmlns:oel="http://schemas.microsoft.com/office/2019/extlst" xmlns:r="http://schemas.openxmlformats.org/officeDocument/2006/relationships" xmlns:m="http://schemas.openxmlformats.org/officeDocument/2006/math" xmlns:v="urn:schemas-microsoft-com:vml" xmlns:wp14="http://schemas.microsoft.com/office/word/2010/wordprocessingDrawing" xmlns:wp="http://schemas.openxmlformats.org/drawingml/2006/wordprocessingDrawing" xmlns:w10="urn:schemas-microsoft-com:office:word" xmlns:w="http://schemas.openxmlformats.org/wordprocessingml/2006/main" xmlns:w14="http://schemas.microsoft.com/office/word/2010/wordml" xmlns:w15="http://schemas.microsoft.com/office/word/2012/wordml" xmlns:w16cex="http://schemas.microsoft.com/office/word/2018/wordml/cex" xmlns:w16cid="http://schemas.microsoft.com/office/word/2016/wordml/cid" xmlns:w16="http://schemas.microsoft.com/office/word/2018/wordml" xmlns:w16sdtdh="http://schemas.microsoft.com/office/word/2020/wordml/sdtdatahash" xmlns:w16se="http://schemas.microsoft.com/office/word/2015/wordml/symex" xmlns:wpg="http://schemas.microsoft.com/office/word/2010/wordprocessingGroup" xmlns:wpi="http://schemas.microsoft.com/office/word/2010/wordprocessingInk" xmlns:wne="http://schemas.microsoft.com/office/word/2006/wordml" xmlns:wps="http://schemas.microsoft.com/office/word/2010/wordprocessingShape" mc:Ignorable="w14 w15 w16se w16cid w16 w16cex w16sdtdh wp14"><w:body><w:p><w:pPr><w:jc w:val="center"/><w:rPr><w:rFonts w:cs="Times New Roman (Body CS)"/><w:caps/><w:u w:val="single"/></w:rPr></w:pPr><w:r><w:rPr><w:rFonts w:cs="Times New Roman (Body CS)"/><w:caps/><w:u w:val="single"/></w:rPr><w:t>Buyer Contact Information</w:t></w:r></w:p><w:p/><w:r><w:t xml:space="preserve">Buyer: {buyer_name}</w:t></w:r></w:p><w:p><w:r><w:t xml:space="preserve">Seller: {seller_name}</w:t></w:r></w:p><w:p><w:r><w:t xml:space="preserve">Property Address: {property_address}</w:t></w:r></w:p><w:p><w:r><w:t xml:space="preserve">Closing Date: {closing_date}</w:t></w:r></w:p><w:p/><w:r><w:t xml:space="preserve">Primary Contact Number: {buyer_phone}</w:t></w:r></w:p><w:p/><w:r><w:t xml:space="preserve">Secondary Contact Number: {buyer_secondary_phone}</w:t></w:r></w:p><w:p/><w:r><w:t xml:space="preserve">Email Address: {buyer_email}</w:t></w:r></w:p><w:p/><w:p/><w:p><w:r><w:t xml:space="preserve">Is your mailing address different then the property address? </w:t></w:r><w:r><w:t xml:space="preserve"> YES or NO</w:t></w:r></w:p><w:p/><w:p><w:r><w:t>__________________________________________________________</w:t></w:r></w:p><w:p/><w:p/><w:p><w:r><w:t>__________________________________________________________</w:t></w:r></w:p><w:p/><w:p/><w:sectPr><w:pgSz w:w="12240" w:h="15840"/><w:pgMar w:top="1440" w:right="1440" w:bottom="1440" w:left="1440" w:header="720" w:footer="720" w:gutter="0"/><w:cols w:space="720"/><w:docGrid w:linePitch="360"/></w:sectPr></w:body></w:document>
+<file path=word/document.xml><?xml version="1.0" encoding="utf-8"?>
+<w:document xmlns:wpc="http://schemas.microsoft.com/office/word/2010/wordprocessingCanvas" xmlns:cx="http://schemas.microsoft.com/office/drawing/2014/chartex" xmlns:cx1="http://schemas.microsoft.com/office/drawing/2015/9/8/chartex" xmlns:cx2="http://schemas.microsoft.com/office/drawing/2015/10/21/chartex" xmlns:cx3="http://schemas.microsoft.com/office/drawing/2016/5/9/chartex" xmlns:cx4="http://schemas.microsoft.com/office/drawing/2016/5/10/chartex" xmlns:cx5="http://schemas.microsoft.com/office/drawing/2016/5/11/chartex" xmlns:cx6="http://schemas.microsoft.com/office/drawing/2016/5/12/chartex" xmlns:cx7="http://schemas.microsoft.com/office/drawing/2016/5/13/chartex" xmlns:cx8="http://schemas.microsoft.com/office/drawing/2016/5/14/chartex" xmlns:mc="http://schemas.openxmlformats.org/markup-compatibility/2006" xmlns:aink="http://schemas.microsoft.com/office/drawing/2016/ink" xmlns:am3d="http://schemas.microsoft.com/office/drawing/2017/model3d" xmlns:o="urn:schemas-microsoft-com:office:office" xmlns:oel="http://schemas.microsoft.com/office/2019/extlst" xmlns:r="http://schemas.openxmlformats.org/officeDocument/2006/relationships" xmlns:m="http://schemas.openxmlformats.org/officeDocument/2006/math" xmlns:v="urn:schemas-microsoft-com:vml" xmlns:wp14="http://schemas.microsoft.com/office/word/2010/wordprocessingDrawing" xmlns:wp="http://schemas.openxmlformats.org/drawingml/2006/wordprocessingDrawing" xmlns:w10="urn:schemas-microsoft-com:office:word" xmlns:w="http://schemas.openxmlformats.org/wordprocessingml/2006/main" xmlns:w14="http://schemas.microsoft.com/office/word/2010/wordml" xmlns:w15="http://schemas.microsoft.com/office/word/2012/wordml" xmlns:w16cex="http://schemas.microsoft.com/office/word/2018/wordml/cex" xmlns:w16cid="http://schemas.microsoft.com/office/word/2016/wordml/cid" xmlns:w16="http://schemas.microsoft.com/office/word/2018/wordml" xmlns:w16sdtdh="http://schemas.microsoft.com/office/word/2020/wordml/sdtdatahash" xmlns:w16se="http://schemas.microsoft.com/office/word/2015/wordml/symex" xmlns:wpg="http://schemas.microsoft.com/office/word/2010/wordprocessingGroup" xmlns:wpi="http://schemas.microsoft.com/office/word/2010/wordprocessingInk" xmlns:wne="http://schemas.microsoft.com/office/word/2006/wordml" xmlns:wps="http://schemas.microsoft.com/office/word/2010/wordprocessingShape" mc:Ignorable="w14 w15 w16se w16cid w16 w16cex w16sdtdh wp14">
+  <w:body>
+    <w:p>
+      <w:pPr>
+        <w:jc w:val="center"/>
+        <w:rPr>
+          <w:rFonts w:cs="Times New Roman (Body CS)"/>
+          <w:caps/>
+          <w:u w:val="single"/>
+        </w:rPr>
+      </w:pPr>
+      <w:r>
+        <w:rPr>
+          <w:rFonts w:cs="Times New Roman (Body CS)"/>
+          <w:caps/>
+          <w:u w:val="single"/>
+        </w:rPr>
+        <w:t>Buyer Contact Information</w:t>
+      </w:r>
+    </w:p>
+    <w:p>
+      <w:r>
+        <w:t xml:space="preserve">Buyer: {buyer_name}</w:t>
+      </w:r>
+    </w:p>
+    <w:p>
+      <w:r>
+        <w:t xml:space="preserve">Seller: {seller_name}</w:t>
+      </w:r>
+    </w:p>
+    <w:p>
+      <w:r>
+        <w:t xml:space="preserve">Property Address: {property_address}</w:t>
+      </w:r>
+    </w:p>
+    <w:p>
+      <w:r>
+        <w:t xml:space="preserve">Closing Date: {closing_date}</w:t>
+      </w:r>
+    </w:p>
+    <w:p>
+      <w:r>
+        <w:t xml:space="preserve">Primary Contact Number: {buyer_phone}</w:t>
+      </w:r>
+    </w:p>
+    <w:p>
+      <w:r>
+        <w:t xml:space="preserve">Secondary Contact Number: {buyer_secondary_phone}</w:t>
+      </w:r>
+    </w:p>
+    <w:p>
+      <w:r>
+        <w:t xml:space="preserve">Email Address: {buyer_email}</w:t>
+      </w:r>
+    </w:p>
+    <w:p/>
+    <w:p/>
+    <w:p>
+      <w:r>
+        <w:t xml:space="preserve">Is your mailing address different then the property address? </w:t>
+      </w:r>
+      <w:r>
+        <w:t xml:space="preserve"> YES or NO</w:t>
+      </w:r>
+    </w:p>
+    <w:p/>
+    <w:p>
+      <w:r>
+        <w:t>__________________________________________________________</w:t>
+      </w:r>
+    </w:p>
+    <w:p/>
+    <w:p/>
+    <w:p>
+      <w:r>
+        <w:t>__________________________________________________________</w:t>
+      </w:r>
+    </w:p>
+    <w:p/>
+    <w:p/>
+    <w:sectPr>
+      <w:pgSz w:w="12240" w:h="15840"/>
+      <w:pgMar w:top="1440" w:right="1440" w:bottom="1440" w:left="1440" w:header="720" w:footer="720" w:gutter="0"/>
+      <w:cols w:space="720"/>
+      <w:docGrid w:linePitch="360"/>
+    </w:sectPr>
+  </w:body>
+</w:document>
 </file>
 
 <file path=word/styles.xml><?xml version="1.0" encoding="utf-8"?>
